--- a/Schreiben/pdf/Titelblattvorlage_Bachelorarbeit.docx
+++ b/Schreiben/pdf/Titelblattvorlage_Bachelorarbeit.docx
@@ -15864,70 +15864,6 @@
           <w:lang w:val="de-CH"/>
         </w:rPr>
       </w:pPr>
-      <w:r>
-        <w:rPr>
-          <w:rFonts w:ascii="Verdana" w:hAnsi="Verdana"/>
-          <w:noProof/>
-          <w:lang w:val="de-AT"/>
-        </w:rPr>
-        <w:drawing>
-          <wp:anchor distT="0" distB="0" distL="114300" distR="114300" simplePos="0" relativeHeight="251658752" behindDoc="0" locked="0" layoutInCell="1" allowOverlap="1" wp14:anchorId="1EBD9F54" wp14:editId="4452992B">
-            <wp:simplePos x="0" y="0"/>
-            <wp:positionH relativeFrom="column">
-              <wp:posOffset>3633470</wp:posOffset>
-            </wp:positionH>
-            <wp:positionV relativeFrom="paragraph">
-              <wp:posOffset>22860</wp:posOffset>
-            </wp:positionV>
-            <wp:extent cx="1993265" cy="365760"/>
-            <wp:effectExtent l="0" t="0" r="6985" b="0"/>
-            <wp:wrapThrough wrapText="bothSides">
-              <wp:wrapPolygon edited="0">
-                <wp:start x="0" y="0"/>
-                <wp:lineTo x="0" y="20250"/>
-                <wp:lineTo x="21469" y="20250"/>
-                <wp:lineTo x="21469" y="0"/>
-                <wp:lineTo x="0" y="0"/>
-              </wp:wrapPolygon>
-            </wp:wrapThrough>
-            <wp:docPr id="857290407" name="Grafik 1" descr="Ein Bild, das Handschrift, Schrift, Kalligrafie, Typografie enthält.&#10;&#10;KI-generierte Inhalte können fehlerhaft sein."/>
-            <wp:cNvGraphicFramePr>
-              <a:graphicFrameLocks xmlns:a="http://schemas.openxmlformats.org/drawingml/2006/main" noChangeAspect="1"/>
-            </wp:cNvGraphicFramePr>
-            <a:graphic xmlns:a="http://schemas.openxmlformats.org/drawingml/2006/main">
-              <a:graphicData uri="http://schemas.openxmlformats.org/drawingml/2006/picture">
-                <pic:pic xmlns:pic="http://schemas.openxmlformats.org/drawingml/2006/picture">
-                  <pic:nvPicPr>
-                    <pic:cNvPr id="857290407" name="Grafik 1" descr="Ein Bild, das Handschrift, Schrift, Kalligrafie, Typografie enthält.&#10;&#10;KI-generierte Inhalte können fehlerhaft sein."/>
-                    <pic:cNvPicPr/>
-                  </pic:nvPicPr>
-                  <pic:blipFill>
-                    <a:blip r:embed="rId6">
-                      <a:extLst>
-                        <a:ext uri="{28A0092B-C50C-407E-A947-70E740481C1C}">
-                          <a14:useLocalDpi xmlns:a14="http://schemas.microsoft.com/office/drawing/2010/main" val="0"/>
-                        </a:ext>
-                      </a:extLst>
-                    </a:blip>
-                    <a:stretch>
-                      <a:fillRect/>
-                    </a:stretch>
-                  </pic:blipFill>
-                  <pic:spPr>
-                    <a:xfrm>
-                      <a:off x="0" y="0"/>
-                      <a:ext cx="1993265" cy="365760"/>
-                    </a:xfrm>
-                    <a:prstGeom prst="rect">
-                      <a:avLst/>
-                    </a:prstGeom>
-                  </pic:spPr>
-                </pic:pic>
-              </a:graphicData>
-            </a:graphic>
-          </wp:anchor>
-        </w:drawing>
-      </w:r>
     </w:p>
     <w:p>
       <w:pPr>
@@ -15995,12 +15931,12 @@
       </w:r>
     </w:p>
     <w:sectPr>
-      <w:headerReference w:type="even" r:id="rId7"/>
-      <w:headerReference w:type="default" r:id="rId8"/>
-      <w:footerReference w:type="even" r:id="rId9"/>
-      <w:footerReference w:type="default" r:id="rId10"/>
-      <w:headerReference w:type="first" r:id="rId11"/>
-      <w:footerReference w:type="first" r:id="rId12"/>
+      <w:headerReference w:type="even" r:id="rId6"/>
+      <w:headerReference w:type="default" r:id="rId7"/>
+      <w:footerReference w:type="even" r:id="rId8"/>
+      <w:footerReference w:type="default" r:id="rId9"/>
+      <w:headerReference w:type="first" r:id="rId10"/>
+      <w:footerReference w:type="first" r:id="rId11"/>
       <w:pgSz w:w="11906" w:h="16838"/>
       <w:pgMar w:top="1134" w:right="1287" w:bottom="1134" w:left="1418" w:header="720" w:footer="720" w:gutter="0"/>
       <w:cols w:space="720"/>
@@ -16513,6 +16449,7 @@
   <w:style w:type="character" w:default="1" w:styleId="Absatz-Standardschriftart">
     <w:name w:val="Default Paragraph Font"/>
     <w:uiPriority w:val="1"/>
+    <w:semiHidden/>
     <w:unhideWhenUsed/>
   </w:style>
   <w:style w:type="table" w:default="1" w:styleId="NormaleTabelle">
